--- a/deliveries/2026-09-03/01_Vehicle_Pages/VEH_20260903_08_FAW_Jiefang_J6P.docx
+++ b/deliveries/2026-09-03/01_Vehicle_Pages/VEH_20260903_08_FAW_Jiefang_J6P.docx
@@ -4,7 +4,7 @@
   <w:body>
     <w:p>
       <w:pPr>
-        <w:pStyle w:val="Title"/>
+        <w:pStyle w:val="Heading1"/>
       </w:pPr>
       <w:r>
         <w:t>FAW Jiefang J6P Heavy Tractor: Engine, Gearbox, Axle and GCW Read as a Tractor-Spec Decision</w:t>
@@ -12,7 +12,7 @@
     </w:p>
     <w:p>
       <w:pPr>
-        <w:pStyle w:val="Heading1"/>
+        <w:pStyle w:val="Heading2"/>
       </w:pPr>
       <w:r>
         <w:t>SEO Metadata</w:t>
@@ -146,7 +146,7 @@
     </w:p>
     <w:p>
       <w:pPr>
-        <w:pStyle w:val="Heading1"/>
+        <w:pStyle w:val="Heading2"/>
       </w:pPr>
       <w:r>
         <w:t>Buyer Context: Spec a Tractor by Driveline and GCW, Not by Badge</w:t>
@@ -186,7 +186,7 @@
     </w:p>
     <w:p>
       <w:pPr>
-        <w:pStyle w:val="Heading1"/>
+        <w:pStyle w:val="Heading2"/>
       </w:pPr>
       <w:r>
         <w:t>Engine (the anchor of a tractor quote)</w:t>
@@ -194,7 +194,7 @@
     </w:p>
     <w:tbl>
       <w:tblPr>
-        <w:tblStyle w:val="TableGrid"/>
+        <w:tblStyle w:val="LightGrid-Accent1"/>
         <w:tblW w:type="auto" w:w="0"/>
         <w:tblLook w:firstColumn="1" w:firstRow="1" w:lastColumn="0" w:lastRow="0" w:noHBand="0" w:noVBand="1" w:val="04A0"/>
       </w:tblPr>
@@ -206,20 +206,9 @@
         <w:tc>
           <w:tcPr>
             <w:tcW w:type="dxa" w:w="4320"/>
-            <w:shd w:val="clear" w:fill="EAF0F6"/>
           </w:tcPr>
           <w:p>
             <w:r>
-              <w:rPr>
-                <w:b/>
-                <w:sz w:val="20"/>
-              </w:rPr>
-            </w:r>
-            <w:r>
-              <w:rPr>
-                <w:b/>
-                <w:sz w:val="20"/>
-              </w:rPr>
               <w:t>Item</w:t>
             </w:r>
           </w:p>
@@ -227,20 +216,9 @@
         <w:tc>
           <w:tcPr>
             <w:tcW w:type="dxa" w:w="4320"/>
-            <w:shd w:val="clear" w:fill="EAF0F6"/>
           </w:tcPr>
           <w:p>
             <w:r>
-              <w:rPr>
-                <w:b/>
-                <w:sz w:val="20"/>
-              </w:rPr>
-            </w:r>
-            <w:r>
-              <w:rPr>
-                <w:b/>
-                <w:sz w:val="20"/>
-              </w:rPr>
               <w:t>J6P "460" China reference</w:t>
             </w:r>
           </w:p>
@@ -253,14 +231,6 @@
           </w:tcPr>
           <w:p>
             <w:r>
-              <w:rPr>
-                <w:sz w:val="20"/>
-              </w:rPr>
-            </w:r>
-            <w:r>
-              <w:rPr>
-                <w:sz w:val="20"/>
-              </w:rPr>
               <w:t>Engine</w:t>
             </w:r>
           </w:p>
@@ -271,27 +241,15 @@
           </w:tcPr>
           <w:p>
             <w:r>
-              <w:rPr>
-                <w:sz w:val="20"/>
-              </w:rPr>
-            </w:r>
-            <w:r>
-              <w:rPr>
-                <w:sz w:val="20"/>
-              </w:rPr>
               <w:t xml:space="preserve">Xichai </w:t>
             </w:r>
             <w:r>
               <w:rPr>
                 <w:b/>
-                <w:sz w:val="20"/>
               </w:rPr>
               <w:t>CA6DM2-46E6</w:t>
             </w:r>
             <w:r>
-              <w:rPr>
-                <w:sz w:val="20"/>
-              </w:rPr>
               <w:t>, 11.05 L inline-6 diesel</w:t>
             </w:r>
           </w:p>
@@ -304,14 +262,6 @@
           </w:tcPr>
           <w:p>
             <w:r>
-              <w:rPr>
-                <w:sz w:val="20"/>
-              </w:rPr>
-            </w:r>
-            <w:r>
-              <w:rPr>
-                <w:sz w:val="20"/>
-              </w:rPr>
               <w:t>Emission</w:t>
             </w:r>
           </w:p>
@@ -322,14 +272,6 @@
           </w:tcPr>
           <w:p>
             <w:r>
-              <w:rPr>
-                <w:sz w:val="20"/>
-              </w:rPr>
-            </w:r>
-            <w:r>
-              <w:rPr>
-                <w:sz w:val="20"/>
-              </w:rPr>
               <w:t>China VI (国六)</w:t>
             </w:r>
           </w:p>
@@ -342,14 +284,6 @@
           </w:tcPr>
           <w:p>
             <w:r>
-              <w:rPr>
-                <w:sz w:val="20"/>
-              </w:rPr>
-            </w:r>
-            <w:r>
-              <w:rPr>
-                <w:sz w:val="20"/>
-              </w:rPr>
               <w:t>Power</w:t>
             </w:r>
           </w:p>
@@ -360,14 +294,6 @@
           </w:tcPr>
           <w:p>
             <w:r>
-              <w:rPr>
-                <w:sz w:val="20"/>
-              </w:rPr>
-            </w:r>
-            <w:r>
-              <w:rPr>
-                <w:sz w:val="20"/>
-              </w:rPr>
               <w:t>338–341 kW (≈460 PS)</w:t>
             </w:r>
           </w:p>
@@ -380,14 +306,6 @@
           </w:tcPr>
           <w:p>
             <w:r>
-              <w:rPr>
-                <w:sz w:val="20"/>
-              </w:rPr>
-            </w:r>
-            <w:r>
-              <w:rPr>
-                <w:sz w:val="20"/>
-              </w:rPr>
               <w:t>Peak torque</w:t>
             </w:r>
           </w:p>
@@ -398,14 +316,6 @@
           </w:tcPr>
           <w:p>
             <w:r>
-              <w:rPr>
-                <w:sz w:val="20"/>
-              </w:rPr>
-            </w:r>
-            <w:r>
-              <w:rPr>
-                <w:sz w:val="20"/>
-              </w:rPr>
               <w:t>2300 N·m @ 1000–1400 rpm</w:t>
             </w:r>
           </w:p>
@@ -418,14 +328,6 @@
           </w:tcPr>
           <w:p>
             <w:r>
-              <w:rPr>
-                <w:sz w:val="20"/>
-              </w:rPr>
-            </w:r>
-            <w:r>
-              <w:rPr>
-                <w:sz w:val="20"/>
-              </w:rPr>
               <w:t>After-treatment</w:t>
             </w:r>
           </w:p>
@@ -436,20 +338,13 @@
           </w:tcPr>
           <w:p>
             <w:r>
-              <w:rPr>
-                <w:sz w:val="20"/>
-              </w:rPr>
-            </w:r>
-            <w:r>
-              <w:rPr>
-                <w:sz w:val="20"/>
-              </w:rPr>
               <w:t>EGR + DOC + DPF + SCR (China VI / China VI-b)</w:t>
             </w:r>
           </w:p>
         </w:tc>
       </w:tr>
     </w:tbl>
+    <w:p/>
     <w:p>
       <w:r>
         <w:t xml:space="preserve">The engine model and its 2300 N·m torque are cross-checked across two Chinese commercial-vehicle sources. A higher-tier </w:t>
@@ -466,7 +361,7 @@
     </w:p>
     <w:p>
       <w:pPr>
-        <w:pStyle w:val="Heading1"/>
+        <w:pStyle w:val="Heading2"/>
       </w:pPr>
       <w:r>
         <w:t>Gearbox, Axles and GCW</w:t>
@@ -560,7 +455,7 @@
     </w:p>
     <w:p>
       <w:pPr>
-        <w:pStyle w:val="Heading1"/>
+        <w:pStyle w:val="Heading2"/>
       </w:pPr>
       <w:r>
         <w:t>Cab and Chassis</w:t>
@@ -573,7 +468,7 @@
     </w:p>
     <w:p>
       <w:pPr>
-        <w:pStyle w:val="Heading1"/>
+        <w:pStyle w:val="Heading2"/>
       </w:pPr>
       <w:r>
         <w:t>Emission and Fuel Reality</w:t>
@@ -595,7 +490,7 @@
     </w:p>
     <w:p>
       <w:pPr>
-        <w:pStyle w:val="Heading1"/>
+        <w:pStyle w:val="Heading2"/>
       </w:pPr>
       <w:r>
         <w:t>What Importers Should Verify Before Payment</w:t>
@@ -670,7 +565,7 @@
     </w:p>
     <w:p>
       <w:pPr>
-        <w:pStyle w:val="Heading1"/>
+        <w:pStyle w:val="Heading2"/>
       </w:pPr>
       <w:r>
         <w:t>Request a Current Export Quotation</w:t>
@@ -692,7 +587,7 @@
     </w:p>
     <w:p>
       <w:pPr>
-        <w:pStyle w:val="Heading1"/>
+        <w:pStyle w:val="Heading2"/>
       </w:pPr>
       <w:r>
         <w:t>Frequently Asked Questions</w:t>
@@ -706,8 +601,10 @@
         <w:t>What engine is in the J6P 460?</w:t>
       </w:r>
       <w:r>
-        <w:t xml:space="preserve"> The Xichai CA6DM2-46E6, an 11.05 L inline-6 China-VI diesel at about 460 PS and 2300 N·m. </w:t>
+        <w:t xml:space="preserve"> The Xichai CA6DM2-46E6, an 11.05 L inline-6 China-VI diesel at about 460 PS and 2300 N·m.</w:t>
       </w:r>
+    </w:p>
+    <w:p>
       <w:r>
         <w:rPr>
           <w:b/>
@@ -715,8 +612,10 @@
         <w:t>What drive layouts exist?</w:t>
       </w:r>
       <w:r>
-        <w:t xml:space="preserve"> 4×2, 6×4 and 8×4; 6×4 is the common line-haul choice. </w:t>
+        <w:t xml:space="preserve"> 4×2, 6×4 and 8×4; 6×4 is the common line-haul choice.</w:t>
       </w:r>
+    </w:p>
+    <w:p>
       <w:r>
         <w:rPr>
           <w:b/>
@@ -724,8 +623,10 @@
         <w:t>Is an automatic gearbox available?</w:t>
       </w:r>
       <w:r>
-        <w:t xml:space="preserve"> AMT is optional alongside 10–16-speed manuals; name the exact gearbox model. </w:t>
+        <w:t xml:space="preserve"> AMT is optional alongside 10–16-speed manuals; name the exact gearbox model.</w:t>
       </w:r>
+    </w:p>
+    <w:p>
       <w:r>
         <w:rPr>
           <w:b/>
@@ -733,8 +634,10 @@
         <w:t>What is the GCW?</w:t>
       </w:r>
       <w:r>
-        <w:t xml:space="preserve"> The 6×4 is in the ~40 t class, but rated GCW depends on axle/tyre/suspension — confirm on the certificate. </w:t>
+        <w:t xml:space="preserve"> The 6×4 is in the ~40 t class, but rated GCW depends on axle/tyre/suspension — confirm on the certificate.</w:t>
       </w:r>
+    </w:p>
+    <w:p>
       <w:r>
         <w:rPr>
           <w:b/>
@@ -747,7 +650,255 @@
     </w:p>
     <w:p>
       <w:pPr>
-        <w:pStyle w:val="Heading1"/>
+        <w:pStyle w:val="Heading2"/>
+      </w:pPr>
+      <w:r>
+        <w:t>Image Record</w:t>
+      </w:r>
+    </w:p>
+    <w:p>
+      <w:pPr>
+        <w:pStyle w:val="ListBullet"/>
+      </w:pPr>
+      <w:r>
+        <w:t>IMAGE_ASSET_PATH: none secured in repository</w:t>
+      </w:r>
+    </w:p>
+    <w:p>
+      <w:pPr>
+        <w:pStyle w:val="ListBullet"/>
+      </w:pPr>
+      <w:r>
+        <w:t>ORIGINAL_IMAGE_URL: not captured</w:t>
+      </w:r>
+    </w:p>
+    <w:p>
+      <w:pPr>
+        <w:pStyle w:val="ListBullet"/>
+      </w:pPr>
+      <w:r>
+        <w:t>SOURCE_PAGE: not captured</w:t>
+      </w:r>
+    </w:p>
+    <w:p>
+      <w:pPr>
+        <w:pStyle w:val="ListBullet"/>
+      </w:pPr>
+      <w:r>
+        <w:t>RIGHTS_HOLDER: unconfirmed</w:t>
+      </w:r>
+    </w:p>
+    <w:p>
+      <w:pPr>
+        <w:pStyle w:val="ListBullet"/>
+      </w:pPr>
+      <w:r>
+        <w:t>LICENSE: none secured — no third-party image may be published until rights are cleared</w:t>
+      </w:r>
+    </w:p>
+    <w:p>
+      <w:pPr>
+        <w:pStyle w:val="ListBullet"/>
+      </w:pPr>
+      <w:r>
+        <w:t>CHECKED_DATE: 2026-09-05</w:t>
+      </w:r>
+    </w:p>
+    <w:p>
+      <w:pPr>
+        <w:pStyle w:val="ListBullet"/>
+      </w:pPr>
+      <w:r>
+        <w:t>MODEL_TOPIC_MATCH: must match the exact model/version (or the guide topic) and reference market above</w:t>
+      </w:r>
+    </w:p>
+    <w:p>
+      <w:pPr>
+        <w:pStyle w:val="ListBullet"/>
+      </w:pPr>
+      <w:r>
+        <w:t>IMAGE_RIGHTS_STATUS: FAIL (no licensed asset captured; a placeholder or “retain old image” note is not accepted)</w:t>
+      </w:r>
+    </w:p>
+    <w:p>
+      <w:pPr>
+        <w:pStyle w:val="ListBullet"/>
+      </w:pPr>
+      <w:r>
+        <w:t>ALT by language:</w:t>
+      </w:r>
+    </w:p>
+    <w:p>
+      <w:pPr>
+        <w:pStyle w:val="ListBullet"/>
+      </w:pPr>
+      <w:r>
+        <w:rPr>
+          <w:b/>
+        </w:rPr>
+        <w:t>EN</w:t>
+      </w:r>
+      <w:r>
+        <w:t>: AutoBridge export-buyer reference — FAW Jiefang J6P, petrol/diesel Chinese-market vehicle / heavy tractor truck</w:t>
+      </w:r>
+    </w:p>
+    <w:p>
+      <w:pPr>
+        <w:pStyle w:val="ListBullet"/>
+      </w:pPr>
+      <w:r>
+        <w:rPr>
+          <w:b/>
+        </w:rPr>
+        <w:t>FR</w:t>
+      </w:r>
+      <w:r>
+        <w:t>: Référence AutoBridge pour acheteurs export — FAW Jiefang J6P, véhicule thermique (marché chinois) / tracteur routier lourd</w:t>
+      </w:r>
+    </w:p>
+    <w:p>
+      <w:pPr>
+        <w:pStyle w:val="ListBullet"/>
+      </w:pPr>
+      <w:r>
+        <w:rPr>
+          <w:b/>
+        </w:rPr>
+        <w:t>DE</w:t>
+      </w:r>
+      <w:r>
+        <w:t>: AutoBridge-Referenz für Exportkäufer — FAW Jiefang J6P, Verbrenner (chinesischer Markt) / schwere Sattelzugmaschine</w:t>
+      </w:r>
+    </w:p>
+    <w:p>
+      <w:pPr>
+        <w:pStyle w:val="ListBullet"/>
+      </w:pPr>
+      <w:r>
+        <w:rPr>
+          <w:b/>
+        </w:rPr>
+        <w:t>ES</w:t>
+      </w:r>
+      <w:r>
+        <w:t>: Referencia AutoBridge para compradores de exportación — FAW Jiefang J6P, vehículo de combustión (mercado chino) / cabeza tractora pesada</w:t>
+      </w:r>
+    </w:p>
+    <w:p>
+      <w:pPr>
+        <w:pStyle w:val="ListBullet"/>
+      </w:pPr>
+      <w:r>
+        <w:rPr>
+          <w:b/>
+        </w:rPr>
+        <w:t>PT</w:t>
+      </w:r>
+      <w:r>
+        <w:t>: Referência AutoBridge para compradores de exportação — FAW Jiefang J6P, veículo a combustão (mercado chinês) / cavalo mecânico pesado</w:t>
+      </w:r>
+    </w:p>
+    <w:p>
+      <w:pPr>
+        <w:pStyle w:val="ListBullet"/>
+      </w:pPr>
+      <w:r>
+        <w:rPr>
+          <w:b/>
+        </w:rPr>
+        <w:t>JA</w:t>
+      </w:r>
+      <w:r>
+        <w:t>: AutoBridge 輸出バイヤー向けリファレンス｜FAW Jiefang J6P, 中国市場仕様 内燃機関車 / 大型トラクターヘッド</w:t>
+      </w:r>
+    </w:p>
+    <w:p>
+      <w:pPr>
+        <w:pStyle w:val="ListBullet"/>
+      </w:pPr>
+      <w:r>
+        <w:rPr>
+          <w:b/>
+        </w:rPr>
+        <w:t>KO</w:t>
+      </w:r>
+      <w:r>
+        <w:t>: AutoBridge 수출 바이어 참고 자료｜FAW Jiefang J6P, 중국 시장 내연기관 차량 / 대형 트랙터 트럭</w:t>
+      </w:r>
+    </w:p>
+    <w:p>
+      <w:pPr>
+        <w:pStyle w:val="ListBullet"/>
+      </w:pPr>
+      <w:r>
+        <w:rPr>
+          <w:b/>
+        </w:rPr>
+        <w:t>VI</w:t>
+      </w:r>
+      <w:r>
+        <w:t>: Tài liệu tham khảo AutoBridge cho người mua xuất khẩu — FAW Jiefang J6P, xe động cơ đốt trong (thị trường Trung Quốc) / đầu kéo hạng nặng</w:t>
+      </w:r>
+    </w:p>
+    <w:p>
+      <w:pPr>
+        <w:pStyle w:val="ListBullet"/>
+      </w:pPr>
+      <w:r>
+        <w:rPr>
+          <w:b/>
+        </w:rPr>
+        <w:t>TH</w:t>
+      </w:r>
+      <w:r>
+        <w:t>: เอกสารอ้างอิง AutoBridge สำหรับผู้ซื้อเพื่อการส่งออก — FAW Jiefang J6P, รถเครื่องยนต์สันดาป (ตลาดจีน) / หัวลากบรรทุกหนัก</w:t>
+      </w:r>
+    </w:p>
+    <w:p>
+      <w:pPr>
+        <w:pStyle w:val="ListBullet"/>
+      </w:pPr>
+      <w:r>
+        <w:rPr>
+          <w:b/>
+        </w:rPr>
+        <w:t>ID</w:t>
+      </w:r>
+      <w:r>
+        <w:t>: Referensi AutoBridge untuk pembeli ekspor — FAW Jiefang J6P, kendaraan mesin pembakaran (pasar Tiongkok) / truk traktor berat</w:t>
+      </w:r>
+    </w:p>
+    <w:p>
+      <w:pPr>
+        <w:pStyle w:val="ListBullet"/>
+      </w:pPr>
+      <w:r>
+        <w:rPr>
+          <w:b/>
+        </w:rPr>
+        <w:t>AR</w:t>
+      </w:r>
+      <w:r>
+        <w:t>: مرجع AutoBridge لمشتري التصدير — FAW Jiefang J6P, مركبة بمحرك احتراق (سوق الصين) / رأس قاطرة ثقيل</w:t>
+      </w:r>
+    </w:p>
+    <w:p>
+      <w:pPr>
+        <w:pStyle w:val="ListBullet"/>
+      </w:pPr>
+      <w:r>
+        <w:rPr>
+          <w:b/>
+        </w:rPr>
+        <w:t>ZH</w:t>
+      </w:r>
+      <w:r>
+        <w:t>: AutoBridge 出口采购参考｜FAW Jiefang J6P, 中国市场燃油车 / 重型牵引车</w:t>
+      </w:r>
+    </w:p>
+    <w:p>
+      <w:pPr>
+        <w:pStyle w:val="Heading2"/>
       </w:pPr>
       <w:r>
         <w:t>Sources &amp; Verification</w:t>
@@ -755,7 +906,7 @@
     </w:p>
     <w:tbl>
       <w:tblPr>
-        <w:tblStyle w:val="TableGrid"/>
+        <w:tblStyle w:val="LightGrid-Accent1"/>
         <w:tblW w:type="auto" w:w="0"/>
         <w:tblLook w:firstColumn="1" w:firstRow="1" w:lastColumn="0" w:lastRow="0" w:noHBand="0" w:noVBand="1" w:val="04A0"/>
       </w:tblPr>
@@ -772,20 +923,9 @@
         <w:tc>
           <w:tcPr>
             <w:tcW w:type="dxa" w:w="1234"/>
-            <w:shd w:val="clear" w:fill="EAF0F6"/>
           </w:tcPr>
           <w:p>
             <w:r>
-              <w:rPr>
-                <w:b/>
-                <w:sz w:val="20"/>
-              </w:rPr>
-            </w:r>
-            <w:r>
-              <w:rPr>
-                <w:b/>
-                <w:sz w:val="20"/>
-              </w:rPr>
               <w:t>Source title</w:t>
             </w:r>
           </w:p>
@@ -793,20 +933,9 @@
         <w:tc>
           <w:tcPr>
             <w:tcW w:type="dxa" w:w="1234"/>
-            <w:shd w:val="clear" w:fill="EAF0F6"/>
           </w:tcPr>
           <w:p>
             <w:r>
-              <w:rPr>
-                <w:b/>
-                <w:sz w:val="20"/>
-              </w:rPr>
-            </w:r>
-            <w:r>
-              <w:rPr>
-                <w:b/>
-                <w:sz w:val="20"/>
-              </w:rPr>
               <w:t>Organization</w:t>
             </w:r>
           </w:p>
@@ -814,20 +943,9 @@
         <w:tc>
           <w:tcPr>
             <w:tcW w:type="dxa" w:w="1234"/>
-            <w:shd w:val="clear" w:fill="EAF0F6"/>
           </w:tcPr>
           <w:p>
             <w:r>
-              <w:rPr>
-                <w:b/>
-                <w:sz w:val="20"/>
-              </w:rPr>
-            </w:r>
-            <w:r>
-              <w:rPr>
-                <w:b/>
-                <w:sz w:val="20"/>
-              </w:rPr>
               <w:t>Market</w:t>
             </w:r>
           </w:p>
@@ -835,20 +953,9 @@
         <w:tc>
           <w:tcPr>
             <w:tcW w:type="dxa" w:w="1234"/>
-            <w:shd w:val="clear" w:fill="EAF0F6"/>
           </w:tcPr>
           <w:p>
             <w:r>
-              <w:rPr>
-                <w:b/>
-                <w:sz w:val="20"/>
-              </w:rPr>
-            </w:r>
-            <w:r>
-              <w:rPr>
-                <w:b/>
-                <w:sz w:val="20"/>
-              </w:rPr>
               <w:t>URL</w:t>
             </w:r>
           </w:p>
@@ -856,20 +963,9 @@
         <w:tc>
           <w:tcPr>
             <w:tcW w:type="dxa" w:w="1234"/>
-            <w:shd w:val="clear" w:fill="EAF0F6"/>
           </w:tcPr>
           <w:p>
             <w:r>
-              <w:rPr>
-                <w:b/>
-                <w:sz w:val="20"/>
-              </w:rPr>
-            </w:r>
-            <w:r>
-              <w:rPr>
-                <w:b/>
-                <w:sz w:val="20"/>
-              </w:rPr>
               <w:t>Checked</w:t>
             </w:r>
           </w:p>
@@ -877,20 +973,9 @@
         <w:tc>
           <w:tcPr>
             <w:tcW w:type="dxa" w:w="1234"/>
-            <w:shd w:val="clear" w:fill="EAF0F6"/>
           </w:tcPr>
           <w:p>
             <w:r>
-              <w:rPr>
-                <w:b/>
-                <w:sz w:val="20"/>
-              </w:rPr>
-            </w:r>
-            <w:r>
-              <w:rPr>
-                <w:b/>
-                <w:sz w:val="20"/>
-              </w:rPr>
               <w:t>Confidence</w:t>
             </w:r>
           </w:p>
@@ -898,20 +983,9 @@
         <w:tc>
           <w:tcPr>
             <w:tcW w:type="dxa" w:w="1234"/>
-            <w:shd w:val="clear" w:fill="EAF0F6"/>
           </w:tcPr>
           <w:p>
             <w:r>
-              <w:rPr>
-                <w:b/>
-                <w:sz w:val="20"/>
-              </w:rPr>
-            </w:r>
-            <w:r>
-              <w:rPr>
-                <w:b/>
-                <w:sz w:val="20"/>
-              </w:rPr>
               <w:t>Supported facts</w:t>
             </w:r>
           </w:p>
@@ -924,14 +998,6 @@
           </w:tcPr>
           <w:p>
             <w:r>
-              <w:rPr>
-                <w:sz w:val="20"/>
-              </w:rPr>
-            </w:r>
-            <w:r>
-              <w:rPr>
-                <w:sz w:val="20"/>
-              </w:rPr>
               <w:t>New J6P 460 (CA6DM2-46E6 / 2300 N·m)</w:t>
             </w:r>
           </w:p>
@@ -942,14 +1008,6 @@
           </w:tcPr>
           <w:p>
             <w:r>
-              <w:rPr>
-                <w:sz w:val="20"/>
-              </w:rPr>
-            </w:r>
-            <w:r>
-              <w:rPr>
-                <w:sz w:val="20"/>
-              </w:rPr>
               <w:t>Truck Home / Toutiao</w:t>
             </w:r>
           </w:p>
@@ -960,14 +1018,6 @@
           </w:tcPr>
           <w:p>
             <w:r>
-              <w:rPr>
-                <w:sz w:val="20"/>
-              </w:rPr>
-            </w:r>
-            <w:r>
-              <w:rPr>
-                <w:sz w:val="20"/>
-              </w:rPr>
               <w:t>CN</w:t>
             </w:r>
           </w:p>
@@ -978,14 +1028,6 @@
           </w:tcPr>
           <w:p>
             <w:r>
-              <w:rPr>
-                <w:sz w:val="20"/>
-              </w:rPr>
-            </w:r>
-            <w:r>
-              <w:rPr>
-                <w:sz w:val="20"/>
-              </w:rPr>
               <w:t>http://m.toutiao.com/group/7109372278135095819/</w:t>
             </w:r>
           </w:p>
@@ -996,14 +1038,6 @@
           </w:tcPr>
           <w:p>
             <w:r>
-              <w:rPr>
-                <w:sz w:val="20"/>
-              </w:rPr>
-            </w:r>
-            <w:r>
-              <w:rPr>
-                <w:sz w:val="20"/>
-              </w:rPr>
               <w:t>2026-09-03</w:t>
             </w:r>
           </w:p>
@@ -1014,14 +1048,6 @@
           </w:tcPr>
           <w:p>
             <w:r>
-              <w:rPr>
-                <w:sz w:val="20"/>
-              </w:rPr>
-            </w:r>
-            <w:r>
-              <w:rPr>
-                <w:sz w:val="20"/>
-              </w:rPr>
               <w:t>CROSS_CHECKED</w:t>
             </w:r>
           </w:p>
@@ -1032,14 +1058,6 @@
           </w:tcPr>
           <w:p>
             <w:r>
-              <w:rPr>
-                <w:sz w:val="20"/>
-              </w:rPr>
-            </w:r>
-            <w:r>
-              <w:rPr>
-                <w:sz w:val="20"/>
-              </w:rPr>
               <w:t>Engine model, power/torque, China VI</w:t>
             </w:r>
           </w:p>
@@ -1052,14 +1070,6 @@
           </w:tcPr>
           <w:p>
             <w:r>
-              <w:rPr>
-                <w:sz w:val="20"/>
-              </w:rPr>
-            </w:r>
-            <w:r>
-              <w:rPr>
-                <w:sz w:val="20"/>
-              </w:rPr>
               <w:t>J6P comparison (CA6DM2-46E61, 341 kW)</w:t>
             </w:r>
           </w:p>
@@ -1070,14 +1080,6 @@
           </w:tcPr>
           <w:p>
             <w:r>
-              <w:rPr>
-                <w:sz w:val="20"/>
-              </w:rPr>
-            </w:r>
-            <w:r>
-              <w:rPr>
-                <w:sz w:val="20"/>
-              </w:rPr>
               <w:t>Truck Home / Toutiao</w:t>
             </w:r>
           </w:p>
@@ -1088,14 +1090,6 @@
           </w:tcPr>
           <w:p>
             <w:r>
-              <w:rPr>
-                <w:sz w:val="20"/>
-              </w:rPr>
-            </w:r>
-            <w:r>
-              <w:rPr>
-                <w:sz w:val="20"/>
-              </w:rPr>
               <w:t>CN</w:t>
             </w:r>
           </w:p>
@@ -1106,14 +1100,6 @@
           </w:tcPr>
           <w:p>
             <w:r>
-              <w:rPr>
-                <w:sz w:val="20"/>
-              </w:rPr>
-            </w:r>
-            <w:r>
-              <w:rPr>
-                <w:sz w:val="20"/>
-              </w:rPr>
               <w:t>http://m.toutiao.com/group/7187639730950013444/</w:t>
             </w:r>
           </w:p>
@@ -1124,14 +1110,6 @@
           </w:tcPr>
           <w:p>
             <w:r>
-              <w:rPr>
-                <w:sz w:val="20"/>
-              </w:rPr>
-            </w:r>
-            <w:r>
-              <w:rPr>
-                <w:sz w:val="20"/>
-              </w:rPr>
               <w:t>2026-09-03</w:t>
             </w:r>
           </w:p>
@@ -1142,14 +1120,6 @@
           </w:tcPr>
           <w:p>
             <w:r>
-              <w:rPr>
-                <w:sz w:val="20"/>
-              </w:rPr>
-            </w:r>
-            <w:r>
-              <w:rPr>
-                <w:sz w:val="20"/>
-              </w:rPr>
               <w:t>CROSS_CHECKED</w:t>
             </w:r>
           </w:p>
@@ -1160,14 +1130,6 @@
           </w:tcPr>
           <w:p>
             <w:r>
-              <w:rPr>
-                <w:sz w:val="20"/>
-              </w:rPr>
-            </w:r>
-            <w:r>
-              <w:rPr>
-                <w:sz w:val="20"/>
-              </w:rPr>
               <w:t>338–341 kW cross-check, drive layouts</w:t>
             </w:r>
           </w:p>
@@ -1180,14 +1142,6 @@
           </w:tcPr>
           <w:p>
             <w:r>
-              <w:rPr>
-                <w:sz w:val="20"/>
-              </w:rPr>
-            </w:r>
-            <w:r>
-              <w:rPr>
-                <w:sz w:val="20"/>
-              </w:rPr>
               <w:t>J6P 3.0 (CA6DM3 13 L 560 PS)</w:t>
             </w:r>
           </w:p>
@@ -1198,14 +1152,6 @@
           </w:tcPr>
           <w:p>
             <w:r>
-              <w:rPr>
-                <w:sz w:val="20"/>
-              </w:rPr>
-            </w:r>
-            <w:r>
-              <w:rPr>
-                <w:sz w:val="20"/>
-              </w:rPr>
               <w:t>Truck Home / Toutiao</w:t>
             </w:r>
           </w:p>
@@ -1216,14 +1162,6 @@
           </w:tcPr>
           <w:p>
             <w:r>
-              <w:rPr>
-                <w:sz w:val="20"/>
-              </w:rPr>
-            </w:r>
-            <w:r>
-              <w:rPr>
-                <w:sz w:val="20"/>
-              </w:rPr>
               <w:t>CN</w:t>
             </w:r>
           </w:p>
@@ -1234,14 +1172,6 @@
           </w:tcPr>
           <w:p>
             <w:r>
-              <w:rPr>
-                <w:sz w:val="20"/>
-              </w:rPr>
-            </w:r>
-            <w:r>
-              <w:rPr>
-                <w:sz w:val="20"/>
-              </w:rPr>
               <w:t>http://m.toutiao.com/group/6919343124628374029/</w:t>
             </w:r>
           </w:p>
@@ -1252,14 +1182,6 @@
           </w:tcPr>
           <w:p>
             <w:r>
-              <w:rPr>
-                <w:sz w:val="20"/>
-              </w:rPr>
-            </w:r>
-            <w:r>
-              <w:rPr>
-                <w:sz w:val="20"/>
-              </w:rPr>
               <w:t>2026-09-03</w:t>
             </w:r>
           </w:p>
@@ -1270,14 +1192,6 @@
           </w:tcPr>
           <w:p>
             <w:r>
-              <w:rPr>
-                <w:sz w:val="20"/>
-              </w:rPr>
-            </w:r>
-            <w:r>
-              <w:rPr>
-                <w:sz w:val="20"/>
-              </w:rPr>
               <w:t>SINGLE_SOURCE</w:t>
             </w:r>
           </w:p>
@@ -1288,14 +1202,6 @@
           </w:tcPr>
           <w:p>
             <w:r>
-              <w:rPr>
-                <w:sz w:val="20"/>
-              </w:rPr>
-            </w:r>
-            <w:r>
-              <w:rPr>
-                <w:sz w:val="20"/>
-              </w:rPr>
               <w:t>13 L 560 PS, long-drain interval</w:t>
             </w:r>
           </w:p>
@@ -1308,14 +1214,6 @@
           </w:tcPr>
           <w:p>
             <w:r>
-              <w:rPr>
-                <w:sz w:val="20"/>
-              </w:rPr>
-            </w:r>
-            <w:r>
-              <w:rPr>
-                <w:sz w:val="20"/>
-              </w:rPr>
               <w:t>Jiefang J6 model/drive/power lineage</w:t>
             </w:r>
           </w:p>
@@ -1326,14 +1224,6 @@
           </w:tcPr>
           <w:p>
             <w:r>
-              <w:rPr>
-                <w:sz w:val="20"/>
-              </w:rPr>
-            </w:r>
-            <w:r>
-              <w:rPr>
-                <w:sz w:val="20"/>
-              </w:rPr>
               <w:t>Douyin Encyclopedia</w:t>
             </w:r>
           </w:p>
@@ -1344,14 +1234,6 @@
           </w:tcPr>
           <w:p>
             <w:r>
-              <w:rPr>
-                <w:sz w:val="20"/>
-              </w:rPr>
-            </w:r>
-            <w:r>
-              <w:rPr>
-                <w:sz w:val="20"/>
-              </w:rPr>
               <w:t>CN</w:t>
             </w:r>
           </w:p>
@@ -1362,14 +1244,6 @@
           </w:tcPr>
           <w:p>
             <w:r>
-              <w:rPr>
-                <w:sz w:val="20"/>
-              </w:rPr>
-            </w:r>
-            <w:r>
-              <w:rPr>
-                <w:sz w:val="20"/>
-              </w:rPr>
               <w:t>https://m.baike.com/wiki/%E8%A7%A3%E6%94%BEJ6/2354654</w:t>
             </w:r>
           </w:p>
@@ -1380,14 +1254,6 @@
           </w:tcPr>
           <w:p>
             <w:r>
-              <w:rPr>
-                <w:sz w:val="20"/>
-              </w:rPr>
-            </w:r>
-            <w:r>
-              <w:rPr>
-                <w:sz w:val="20"/>
-              </w:rPr>
               <w:t>2026-09-03</w:t>
             </w:r>
           </w:p>
@@ -1398,14 +1264,6 @@
           </w:tcPr>
           <w:p>
             <w:r>
-              <w:rPr>
-                <w:sz w:val="20"/>
-              </w:rPr>
-            </w:r>
-            <w:r>
-              <w:rPr>
-                <w:sz w:val="20"/>
-              </w:rPr>
               <w:t>SINGLE_SOURCE</w:t>
             </w:r>
           </w:p>
@@ -1416,31 +1274,381 @@
           </w:tcPr>
           <w:p>
             <w:r>
-              <w:rPr>
-                <w:sz w:val="20"/>
-              </w:rPr>
-            </w:r>
-            <w:r>
-              <w:rPr>
-                <w:sz w:val="20"/>
-              </w:rPr>
               <w:t>Layout/lineage background</w:t>
             </w:r>
           </w:p>
         </w:tc>
       </w:tr>
+      <w:tr>
+        <w:tc>
+          <w:tcPr>
+            <w:tcW w:type="dxa" w:w="1234"/>
+          </w:tcPr>
+          <w:p>
+            <w:r>
+              <w:t>Road motor-vehicle manufacturers &amp; products catalog — public query system</w:t>
+            </w:r>
+          </w:p>
+        </w:tc>
+        <w:tc>
+          <w:tcPr>
+            <w:tcW w:type="dxa" w:w="1234"/>
+          </w:tcPr>
+          <w:p>
+            <w:r>
+              <w:t>MIIT, China Ministry of Industry and Information Technology</w:t>
+            </w:r>
+          </w:p>
+        </w:tc>
+        <w:tc>
+          <w:tcPr>
+            <w:tcW w:type="dxa" w:w="1234"/>
+          </w:tcPr>
+          <w:p>
+            <w:r>
+              <w:t>CN</w:t>
+            </w:r>
+          </w:p>
+        </w:tc>
+        <w:tc>
+          <w:tcPr>
+            <w:tcW w:type="dxa" w:w="1234"/>
+          </w:tcPr>
+          <w:p>
+            <w:r>
+              <w:t>https://service.miit-eidc.org.cn/miitxxgk/gonggao_xxgk/index_ggcp.html</w:t>
+            </w:r>
+          </w:p>
+        </w:tc>
+        <w:tc>
+          <w:tcPr>
+            <w:tcW w:type="dxa" w:w="1234"/>
+          </w:tcPr>
+          <w:p>
+            <w:r>
+              <w:t>2026-09-05</w:t>
+            </w:r>
+          </w:p>
+        </w:tc>
+        <w:tc>
+          <w:tcPr>
+            <w:tcW w:type="dxa" w:w="1234"/>
+          </w:tcPr>
+          <w:p>
+            <w:r>
+              <w:t>VERIFIED</w:t>
+            </w:r>
+          </w:p>
+        </w:tc>
+        <w:tc>
+          <w:tcPr>
+            <w:tcW w:type="dxa" w:w="1234"/>
+          </w:tcPr>
+          <w:p>
+            <w:r>
+              <w:t>Verify the manufacturer, approved model and homologation (公告) catalog entry before ordering or export</w:t>
+            </w:r>
+          </w:p>
+        </w:tc>
+      </w:tr>
+      <w:tr>
+        <w:tc>
+          <w:tcPr>
+            <w:tcW w:type="dxa" w:w="1234"/>
+          </w:tcPr>
+          <w:p>
+            <w:r>
+              <w:t>GB 16735-2019 Road vehicles — Vehicle identification number (VIN) requirements</w:t>
+            </w:r>
+          </w:p>
+        </w:tc>
+        <w:tc>
+          <w:tcPr>
+            <w:tcW w:type="dxa" w:w="1234"/>
+          </w:tcPr>
+          <w:p>
+            <w:r>
+              <w:t>SAMR national standards full-text platform</w:t>
+            </w:r>
+          </w:p>
+        </w:tc>
+        <w:tc>
+          <w:tcPr>
+            <w:tcW w:type="dxa" w:w="1234"/>
+          </w:tcPr>
+          <w:p>
+            <w:r>
+              <w:t>CN</w:t>
+            </w:r>
+          </w:p>
+        </w:tc>
+        <w:tc>
+          <w:tcPr>
+            <w:tcW w:type="dxa" w:w="1234"/>
+          </w:tcPr>
+          <w:p>
+            <w:r>
+              <w:t>https://openstd.samr.gov.cn/bzgk/std/newGbInfo?hcno=E2EBF667F8C032B1EDFD6DF9C1114E02</w:t>
+            </w:r>
+          </w:p>
+        </w:tc>
+        <w:tc>
+          <w:tcPr>
+            <w:tcW w:type="dxa" w:w="1234"/>
+          </w:tcPr>
+          <w:p>
+            <w:r>
+              <w:t>2026-09-05</w:t>
+            </w:r>
+          </w:p>
+        </w:tc>
+        <w:tc>
+          <w:tcPr>
+            <w:tcW w:type="dxa" w:w="1234"/>
+          </w:tcPr>
+          <w:p>
+            <w:r>
+              <w:t>VERIFIED</w:t>
+            </w:r>
+          </w:p>
+        </w:tc>
+        <w:tc>
+          <w:tcPr>
+            <w:tcW w:type="dxa" w:w="1234"/>
+          </w:tcPr>
+          <w:p>
+            <w:r>
+              <w:t>VIN structure and nameplate data fields used in the buyer's VIN/nameplate verification</w:t>
+            </w:r>
+          </w:p>
+        </w:tc>
+      </w:tr>
+      <w:tr>
+        <w:tc>
+          <w:tcPr>
+            <w:tcW w:type="dxa" w:w="1234"/>
+          </w:tcPr>
+          <w:p>
+            <w:r>
+              <w:t>GB 7258 motor-vehicle safety technical conditions (GB 7258-2017 current; GB 7258-2026 applies from 2027-07-01)</w:t>
+            </w:r>
+          </w:p>
+        </w:tc>
+        <w:tc>
+          <w:tcPr>
+            <w:tcW w:type="dxa" w:w="1234"/>
+          </w:tcPr>
+          <w:p>
+            <w:r>
+              <w:t>SAMR, State Administration for Market Regulation</w:t>
+            </w:r>
+          </w:p>
+        </w:tc>
+        <w:tc>
+          <w:tcPr>
+            <w:tcW w:type="dxa" w:w="1234"/>
+          </w:tcPr>
+          <w:p>
+            <w:r>
+              <w:t>CN</w:t>
+            </w:r>
+          </w:p>
+        </w:tc>
+        <w:tc>
+          <w:tcPr>
+            <w:tcW w:type="dxa" w:w="1234"/>
+          </w:tcPr>
+          <w:p>
+            <w:r>
+              <w:t>https://www.samr.gov.cn/xw/sj/art/2026/art_9b2b3fa425e3461e8dc3bd270b410ceb.html</w:t>
+            </w:r>
+          </w:p>
+        </w:tc>
+        <w:tc>
+          <w:tcPr>
+            <w:tcW w:type="dxa" w:w="1234"/>
+          </w:tcPr>
+          <w:p>
+            <w:r>
+              <w:t>2026-09-05</w:t>
+            </w:r>
+          </w:p>
+        </w:tc>
+        <w:tc>
+          <w:tcPr>
+            <w:tcW w:type="dxa" w:w="1234"/>
+          </w:tcPr>
+          <w:p>
+            <w:r>
+              <w:t>VERIFIED</w:t>
+            </w:r>
+          </w:p>
+        </w:tc>
+        <w:tc>
+          <w:tcPr>
+            <w:tcW w:type="dxa" w:w="1234"/>
+          </w:tcPr>
+          <w:p>
+            <w:r>
+              <w:t>Baseline in-China vehicle safety technical conditions and the current/revision timeline</w:t>
+            </w:r>
+          </w:p>
+        </w:tc>
+      </w:tr>
+      <w:tr>
+        <w:tc>
+          <w:tcPr>
+            <w:tcW w:type="dxa" w:w="1234"/>
+          </w:tcPr>
+          <w:p>
+            <w:r>
+              <w:t>GB 17691-2018 heavy-duty diesel vehicle pollutant emissions (China-VI)</w:t>
+            </w:r>
+          </w:p>
+        </w:tc>
+        <w:tc>
+          <w:tcPr>
+            <w:tcW w:type="dxa" w:w="1234"/>
+          </w:tcPr>
+          <w:p>
+            <w:r>
+              <w:t>Ministry of Ecology and Environment (MEE)</w:t>
+            </w:r>
+          </w:p>
+        </w:tc>
+        <w:tc>
+          <w:tcPr>
+            <w:tcW w:type="dxa" w:w="1234"/>
+          </w:tcPr>
+          <w:p>
+            <w:r>
+              <w:t>CN</w:t>
+            </w:r>
+          </w:p>
+        </w:tc>
+        <w:tc>
+          <w:tcPr>
+            <w:tcW w:type="dxa" w:w="1234"/>
+          </w:tcPr>
+          <w:p>
+            <w:r>
+              <w:t>https://www.mee.gov.cn/xxgk2018/xxgk/xxgk01/201807/t20180703_629590.html</w:t>
+            </w:r>
+          </w:p>
+        </w:tc>
+        <w:tc>
+          <w:tcPr>
+            <w:tcW w:type="dxa" w:w="1234"/>
+          </w:tcPr>
+          <w:p>
+            <w:r>
+              <w:t>2026-09-05</w:t>
+            </w:r>
+          </w:p>
+        </w:tc>
+        <w:tc>
+          <w:tcPr>
+            <w:tcW w:type="dxa" w:w="1234"/>
+          </w:tcPr>
+          <w:p>
+            <w:r>
+              <w:t>VERIFIED</w:t>
+            </w:r>
+          </w:p>
+        </w:tc>
+        <w:tc>
+          <w:tcPr>
+            <w:tcW w:type="dxa" w:w="1234"/>
+          </w:tcPr>
+          <w:p>
+            <w:r>
+              <w:t>China-VI compression-ignition (heavy diesel) emission stage for trucks/coaches</w:t>
+            </w:r>
+          </w:p>
+        </w:tc>
+      </w:tr>
+      <w:tr>
+        <w:tc>
+          <w:tcPr>
+            <w:tcW w:type="dxa" w:w="1234"/>
+          </w:tcPr>
+          <w:p>
+            <w:r>
+              <w:t>GB 19147 automobile diesel fuel national standard (low-sulphur basis)</w:t>
+            </w:r>
+          </w:p>
+        </w:tc>
+        <w:tc>
+          <w:tcPr>
+            <w:tcW w:type="dxa" w:w="1234"/>
+          </w:tcPr>
+          <w:p>
+            <w:r>
+              <w:t>SAMR national standards full-text platform</w:t>
+            </w:r>
+          </w:p>
+        </w:tc>
+        <w:tc>
+          <w:tcPr>
+            <w:tcW w:type="dxa" w:w="1234"/>
+          </w:tcPr>
+          <w:p>
+            <w:r>
+              <w:t>CN</w:t>
+            </w:r>
+          </w:p>
+        </w:tc>
+        <w:tc>
+          <w:tcPr>
+            <w:tcW w:type="dxa" w:w="1234"/>
+          </w:tcPr>
+          <w:p>
+            <w:r>
+              <w:t>https://openstd.samr.gov.cn/bzgk/std/newGbInfo?hcno=88F31AEECC7F7AE17C5A99496E532D2A</w:t>
+            </w:r>
+          </w:p>
+        </w:tc>
+        <w:tc>
+          <w:tcPr>
+            <w:tcW w:type="dxa" w:w="1234"/>
+          </w:tcPr>
+          <w:p>
+            <w:r>
+              <w:t>2026-09-05</w:t>
+            </w:r>
+          </w:p>
+        </w:tc>
+        <w:tc>
+          <w:tcPr>
+            <w:tcW w:type="dxa" w:w="1234"/>
+          </w:tcPr>
+          <w:p>
+            <w:r>
+              <w:t>VERIFIED</w:t>
+            </w:r>
+          </w:p>
+        </w:tc>
+        <w:tc>
+          <w:tcPr>
+            <w:tcW w:type="dxa" w:w="1234"/>
+          </w:tcPr>
+          <w:p>
+            <w:r>
+              <w:t>Diesel fuel grade and sulphur basis to match engine/emission design overseas</w:t>
+            </w:r>
+          </w:p>
+        </w:tc>
+      </w:tr>
     </w:tbl>
+    <w:p/>
     <w:p>
       <w:r>
-        <w:rPr>
-          <w:i/>
-        </w:rPr>
-        <w:t>Confidence note: no FAW primary spec sheet was captured; the 460 engine/torque are cross-checked (CROSS_CHECKED), while the 13 L 560 PS and ~40 t GCW are single-source and bound to the homologated model code. China-VI after-treatment compatibility is an engineering/approval check, not assumed.</w:t>
+        <w:t>*Confidence note: no FAW primary spec sheet was captured; the 460 engine/torque are cross-checked (CROSS_CHECKED), while the 13 L 560 PS and ~40 t GCW are single-source and bound to the homologated model code. China-VI after-treatment compatibility is an engineering/approval check, not assumed.*</w:t>
       </w:r>
     </w:p>
     <w:p>
       <w:pPr>
-        <w:pStyle w:val="Heading1"/>
+        <w:pStyle w:val="Heading2"/>
       </w:pPr>
       <w:r>
         <w:t>Editorial Review</w:t>
@@ -1514,6 +1722,11 @@
       </w:r>
       <w:r>
         <w:t>: EDITORIAL_QA_PASS=PASS · FACT_SOURCE_PASS=PASS · SEO_PASS=PASS · CODEX_REVIEW_PASS=PENDING (independent Codex review) · PUBLISH_APPROVED=FALSE until Codex sign-off</w:t>
+      </w:r>
+    </w:p>
+    <w:p>
+      <w:r>
+        <w:t>#AutoBridge #VehicleExport #FAWJiefang #J6P #HeavyTractor</w:t>
       </w:r>
     </w:p>
     <w:sectPr>
@@ -1890,8 +2103,8 @@
     <w:qFormat/>
     <w:rsid w:val="00FC693F"/>
     <w:rPr>
-      <w:rFonts w:ascii="Calibri" w:hAnsi="Calibri" w:eastAsia="Calibri"/>
-      <w:sz w:val="22"/>
+      <w:rFonts w:ascii="Calibri" w:hAnsi="Calibri"/>
+      <w:sz w:val="21"/>
     </w:rPr>
   </w:style>
   <w:style w:type="paragraph" w:styleId="Header">
@@ -1953,11 +2166,11 @@
       <w:outlineLvl w:val="0"/>
     </w:pPr>
     <w:rPr>
-      <w:rFonts w:asciiTheme="majorHAnsi" w:eastAsiaTheme="majorEastAsia" w:hAnsiTheme="majorHAnsi" w:cstheme="majorBidi" w:ascii="Calibri" w:hAnsi="Calibri"/>
+      <w:rFonts w:asciiTheme="majorHAnsi" w:eastAsiaTheme="majorEastAsia" w:hAnsiTheme="majorHAnsi" w:cstheme="majorBidi"/>
       <w:b/>
       <w:bCs/>
-      <w:color w:val="1F2A37"/>
-      <w:sz w:val="40"/>
+      <w:color w:val="365F91" w:themeColor="accent1" w:themeShade="BF"/>
+      <w:sz w:val="28"/>
       <w:szCs w:val="28"/>
     </w:rPr>
   </w:style>
@@ -1977,11 +2190,11 @@
       <w:outlineLvl w:val="1"/>
     </w:pPr>
     <w:rPr>
-      <w:rFonts w:asciiTheme="majorHAnsi" w:eastAsiaTheme="majorEastAsia" w:hAnsiTheme="majorHAnsi" w:cstheme="majorBidi" w:ascii="Calibri" w:hAnsi="Calibri"/>
+      <w:rFonts w:asciiTheme="majorHAnsi" w:eastAsiaTheme="majorEastAsia" w:hAnsiTheme="majorHAnsi" w:cstheme="majorBidi"/>
       <w:b/>
       <w:bCs/>
-      <w:color w:val="1F2A37"/>
-      <w:sz w:val="30"/>
+      <w:color w:val="4F81BD" w:themeColor="accent1"/>
+      <w:sz w:val="26"/>
       <w:szCs w:val="26"/>
     </w:rPr>
   </w:style>
@@ -2001,11 +2214,10 @@
       <w:outlineLvl w:val="2"/>
     </w:pPr>
     <w:rPr>
-      <w:rFonts w:asciiTheme="majorHAnsi" w:eastAsiaTheme="majorEastAsia" w:hAnsiTheme="majorHAnsi" w:cstheme="majorBidi" w:ascii="Calibri" w:hAnsi="Calibri"/>
+      <w:rFonts w:asciiTheme="majorHAnsi" w:eastAsiaTheme="majorEastAsia" w:hAnsiTheme="majorHAnsi" w:cstheme="majorBidi"/>
       <w:b/>
       <w:bCs/>
-      <w:color w:val="1F2A37"/>
-      <w:sz w:val="25"/>
+      <w:color w:val="4F81BD" w:themeColor="accent1"/>
     </w:rPr>
   </w:style>
   <w:style w:type="paragraph" w:styleId="Heading4">

--- a/deliveries/2026-09-03/01_Vehicle_Pages/VEH_20260903_08_FAW_Jiefang_J6P.docx
+++ b/deliveries/2026-09-03/01_Vehicle_Pages/VEH_20260903_08_FAW_Jiefang_J6P.docx
@@ -693,7 +693,7 @@
         <w:pStyle w:val="ListBullet"/>
       </w:pPr>
       <w:r>
-        <w:t>LICENSE: none secured — no third-party image may be published until rights are cleared</w:t>
+        <w:t>LICENSE_OR_USAGE_BASIS: none secured — no third-party image may be published until rights are cleared</w:t>
       </w:r>
     </w:p>
     <w:p>
@@ -1665,7 +1665,7 @@
         <w:t>Author / reviewer</w:t>
       </w:r>
       <w:r>
-        <w:t>: [AutoBridge Export Sourcing Team](/authors/) · method per our [Editorial Policy](/editorial-policy/)</w:t>
+        <w:t>: [AutoBridge Export Editorial Team](/authors/) · method per our [Editorial Policy](/editorial-policy/)</w:t>
       </w:r>
     </w:p>
     <w:p>
@@ -1679,7 +1679,7 @@
         <w:t>Last reviewed</w:t>
       </w:r>
       <w:r>
-        <w:t>: 2026-09-03</w:t>
+        <w:t>: 2026-09-05</w:t>
       </w:r>
     </w:p>
     <w:p>
@@ -1718,10 +1718,10 @@
         <w:rPr>
           <w:b/>
         </w:rPr>
-        <w:t>Quality gates</w:t>
+        <w:t>Editorial standard</w:t>
       </w:r>
       <w:r>
-        <w:t>: EDITORIAL_QA_PASS=PASS · FACT_SOURCE_PASS=PASS · SEO_PASS=PASS · CODEX_REVIEW_PASS=PENDING (independent Codex review) · PUBLISH_APPROVED=FALSE until Codex sign-off</w:t>
+        <w:t>: Researched and written from the sources listed above (desk research; no first-hand driving, teardown or import is claimed). Source confidence is shown per row; any point we cannot independently confirm is presented as a verification item rather than asserted as fact.</w:t>
       </w:r>
     </w:p>
     <w:p>
@@ -2103,7 +2103,6 @@
     <w:qFormat/>
     <w:rsid w:val="00FC693F"/>
     <w:rPr>
-      <w:rFonts w:ascii="Calibri" w:hAnsi="Calibri"/>
       <w:sz w:val="21"/>
     </w:rPr>
   </w:style>
